--- a/CÔNG TY CÔNG NGHIỆP BỬU CHI/BuuChi_ThanhLapMoi/DS CSH_Mẫu số 10.docx
+++ b/CÔNG TY CÔNG NGHIỆP BỬU CHI/BuuChi_ThanhLapMoi/DS CSH_Mẫu số 10.docx
@@ -1370,8 +1370,6 @@
               </w:rPr>
               <w:t xml:space="preserve"> năm 2026</w:t>
             </w:r>
-            <w:bookmarkStart w:id="0" w:name="_GoBack"/>
-            <w:bookmarkEnd w:id="0"/>
           </w:p>
           <w:p>
             <w:pPr>
@@ -1572,8 +1570,10 @@
                 <w:sz w:val="26"/>
                 <w:szCs w:val="26"/>
               </w:rPr>
-              <w:t>LÊ KIÊM CHÍ</w:t>
-            </w:r>
+              <w:t>LÊ KIÊM XUYẾN</w:t>
+            </w:r>
+            <w:bookmarkStart w:id="0" w:name="_GoBack"/>
+            <w:bookmarkEnd w:id="0"/>
           </w:p>
         </w:tc>
       </w:tr>
